--- a/laporan-tugas-apotek.docx
+++ b/laporan-tugas-apotek.docx
@@ -3305,17 +3305,19 @@
           <w:lang w:val="sv-SE"/>
         </w:rPr>
       </w:pPr>
-      <w:r>
-        <w:rPr>
-          <w:lang w:val="sv-SE"/>
-        </w:rPr>
-        <w:lastRenderedPageBreak/>
-        <w:t>https://vercel.com/gleanvincents-projects/tugas1-restful-2428240132</w:t>
-      </w:r>
+      <w:hyperlink r:id="rId16" w:history="1">
+        <w:r>
+          <w:rPr>
+            <w:rStyle w:val="Hyperlink"/>
+            <w:lang w:val="sv-SE"/>
+          </w:rPr>
+          <w:t>https://vercel.com/gleanvincents-projects/tugas1-restful-2428240132</w:t>
+        </w:r>
+      </w:hyperlink>
     </w:p>
     <w:sectPr>
-      <w:headerReference w:type="default" r:id="rId16"/>
-      <w:footerReference w:type="default" r:id="rId17"/>
+      <w:headerReference w:type="default" r:id="rId17"/>
+      <w:footerReference w:type="default" r:id="rId18"/>
       <w:pgSz w:w="11906" w:h="16838"/>
       <w:pgMar w:top="2268" w:right="1701" w:bottom="1701" w:left="2268" w:header="708" w:footer="708" w:gutter="0"/>
       <w:pgNumType w:start="1"/>
@@ -4036,6 +4038,7 @@
   <w:style w:type="character" w:default="1" w:styleId="DefaultParagraphFont">
     <w:name w:val="Default Paragraph Font"/>
     <w:uiPriority w:val="1"/>
+    <w:semiHidden/>
     <w:unhideWhenUsed/>
   </w:style>
   <w:style w:type="table" w:default="1" w:styleId="TableNormal">
@@ -4149,6 +4152,60 @@
     <w:rPr>
       <w:sz w:val="20"/>
       <w:szCs w:val="20"/>
+    </w:rPr>
+  </w:style>
+  <w:style w:type="paragraph" w:styleId="Header">
+    <w:name w:val="header"/>
+    <w:basedOn w:val="Normal"/>
+    <w:link w:val="HeaderChar"/>
+    <w:uiPriority w:val="99"/>
+    <w:unhideWhenUsed/>
+    <w:rsid w:val="003B6C69"/>
+    <w:pPr>
+      <w:tabs>
+        <w:tab w:val="center" w:pos="4513"/>
+        <w:tab w:val="right" w:pos="9026"/>
+      </w:tabs>
+    </w:pPr>
+  </w:style>
+  <w:style w:type="character" w:customStyle="1" w:styleId="HeaderChar">
+    <w:name w:val="Header Char"/>
+    <w:basedOn w:val="DefaultParagraphFont"/>
+    <w:link w:val="Header"/>
+    <w:uiPriority w:val="99"/>
+    <w:rsid w:val="003B6C69"/>
+  </w:style>
+  <w:style w:type="paragraph" w:styleId="Footer">
+    <w:name w:val="footer"/>
+    <w:basedOn w:val="Normal"/>
+    <w:link w:val="FooterChar"/>
+    <w:uiPriority w:val="99"/>
+    <w:unhideWhenUsed/>
+    <w:rsid w:val="003B6C69"/>
+    <w:pPr>
+      <w:tabs>
+        <w:tab w:val="center" w:pos="4513"/>
+        <w:tab w:val="right" w:pos="9026"/>
+      </w:tabs>
+    </w:pPr>
+  </w:style>
+  <w:style w:type="character" w:customStyle="1" w:styleId="FooterChar">
+    <w:name w:val="Footer Char"/>
+    <w:basedOn w:val="DefaultParagraphFont"/>
+    <w:link w:val="Footer"/>
+    <w:uiPriority w:val="99"/>
+    <w:rsid w:val="003B6C69"/>
+  </w:style>
+  <w:style w:type="character" w:styleId="UnresolvedMention">
+    <w:name w:val="Unresolved Mention"/>
+    <w:basedOn w:val="DefaultParagraphFont"/>
+    <w:uiPriority w:val="99"/>
+    <w:semiHidden/>
+    <w:unhideWhenUsed/>
+    <w:rsid w:val="003B6C69"/>
+    <w:rPr>
+      <w:color w:val="605E5C"/>
+      <w:shd w:val="clear" w:color="auto" w:fill="E1DFDD"/>
     </w:rPr>
   </w:style>
 </w:styles>
